--- a/documentacao/arquivos/garantia-qualidade/LabMedSys - Modulo Garantia da Qualidade - Controle de Desvios - Tela 12 Monitoramento do Plano de Ação Preventiva - Anvisa.docx
+++ b/documentacao/arquivos/garantia-qualidade/LabMedSys - Modulo Garantia da Qualidade - Controle de Desvios - Tela 12 Monitoramento do Plano de Ação Preventiva - Anvisa.docx
@@ -946,7 +946,7 @@
               <w:rPr>
                 <w:szCs w:val="20"/>
               </w:rPr>
-              <w:t>21/10/2026</w:t>
+              <w:t>22/10/2026</w:t>
             </w:r>
           </w:p>
         </w:tc>
@@ -3519,10 +3519,10 @@
         <w:tblLook w:val="04A0" w:firstRow="1" w:lastRow="0" w:firstColumn="1" w:lastColumn="0" w:noHBand="0" w:noVBand="1"/>
       </w:tblPr>
       <w:tblGrid>
-        <w:gridCol w:w="2869"/>
-        <w:gridCol w:w="1274"/>
-        <w:gridCol w:w="4330"/>
-        <w:gridCol w:w="1158"/>
+        <w:gridCol w:w="2687"/>
+        <w:gridCol w:w="1252"/>
+        <w:gridCol w:w="4556"/>
+        <w:gridCol w:w="1136"/>
       </w:tblGrid>
       <w:tr>
         <w:trPr>
@@ -3531,7 +3531,7 @@
         </w:trPr>
         <w:tc>
           <w:tcPr>
-            <w:tcW w:w="2869" w:type="dxa"/>
+            <w:tcW w:w="2687" w:type="dxa"/>
             <w:shd w:val="clear" w:color="auto" w:fill="D9D9D9" w:themeFill="background1" w:themeFillShade="D9"/>
           </w:tcPr>
           <w:p>
@@ -3559,7 +3559,7 @@
         </w:tc>
         <w:tc>
           <w:tcPr>
-            <w:tcW w:w="1274" w:type="dxa"/>
+            <w:tcW w:w="1252" w:type="dxa"/>
             <w:shd w:val="clear" w:color="auto" w:fill="D9D9D9" w:themeFill="background1" w:themeFillShade="D9"/>
           </w:tcPr>
           <w:p>
@@ -3587,7 +3587,7 @@
         </w:tc>
         <w:tc>
           <w:tcPr>
-            <w:tcW w:w="4330" w:type="dxa"/>
+            <w:tcW w:w="4556" w:type="dxa"/>
             <w:shd w:val="clear" w:color="auto" w:fill="D9D9D9" w:themeFill="background1" w:themeFillShade="D9"/>
           </w:tcPr>
           <w:p>
@@ -3615,7 +3615,7 @@
         </w:tc>
         <w:tc>
           <w:tcPr>
-            <w:tcW w:w="1158" w:type="dxa"/>
+            <w:tcW w:w="1136" w:type="dxa"/>
             <w:shd w:val="clear" w:color="auto" w:fill="D9D9D9" w:themeFill="background1" w:themeFillShade="D9"/>
           </w:tcPr>
           <w:p>
@@ -3648,7 +3648,7 @@
         </w:trPr>
         <w:tc>
           <w:tcPr>
-            <w:tcW w:w="2869" w:type="dxa"/>
+            <w:tcW w:w="2687" w:type="dxa"/>
           </w:tcPr>
           <w:p>
             <w:pPr>
@@ -3671,7 +3671,7 @@
         </w:tc>
         <w:tc>
           <w:tcPr>
-            <w:tcW w:w="1274" w:type="dxa"/>
+            <w:tcW w:w="1252" w:type="dxa"/>
           </w:tcPr>
           <w:p>
             <w:pPr>
@@ -3694,7 +3694,7 @@
         </w:tc>
         <w:tc>
           <w:tcPr>
-            <w:tcW w:w="4330" w:type="dxa"/>
+            <w:tcW w:w="4556" w:type="dxa"/>
           </w:tcPr>
           <w:p>
             <w:pPr>
@@ -3711,13 +3711,207 @@
                 <w:sz w:val="18"/>
                 <w:szCs w:val="20"/>
               </w:rPr>
-              <w:t xml:space="preserve">Registra se as ações foram implementadas e um resultado por ação. Não há verificação de eficácia depois de um prazo, com critério (RN-GQ-D12-05; RN-GQ-052; Domain/Service/LiberacaoPlanoAcaoPreventivaValidator.cs:22-62)</w:t>
+              <w:t xml:space="preserve">Registra se as ações foram implementadas e um resultado por ação. Não há verificação de eficácia depois de um prazo, com critério (RN-GQ-D12-05; RN-GQ-052; Domain/Service/LiberacaoPlanoAcaoPreventivaValidator.cs:22-62) Rodada 1 (21/10/2026; DV-GQ-022): o desvio foi finalizado sem nenhuma linha de resultado (CT-GQ-N12-06) e sem a observação de verificação final (CT-GQ-N12-07), então o registro do monitoramento não é exigido na prática.</w:t>
             </w:r>
           </w:p>
         </w:tc>
         <w:tc>
           <w:tcPr>
-            <w:tcW w:w="1158" w:type="dxa"/>
+            <w:tcW w:w="1136" w:type="dxa"/>
+          </w:tcPr>
+          <w:p>
+            <w:pPr>
+              <w:widowControl/>
+              <w:spacing w:after="0" w:line="276" w:lineRule="auto"/>
+              <w:jc w:val="left"/>
+              <w:rPr>
+                <w:sz w:val="18"/>
+                <w:szCs w:val="18"/>
+              </w:rPr>
+            </w:pPr>
+            <w:r>
+              <w:rPr>
+                <w:sz w:val="18"/>
+                <w:szCs w:val="20"/>
+              </w:rPr>
+              <w:t xml:space="preserve">Não atende</w:t>
+            </w:r>
+          </w:p>
+        </w:tc>
+      </w:tr>
+      <w:tr>
+        <w:trPr>
+          <w:cantSplit/>
+        </w:trPr>
+        <w:tc>
+          <w:tcPr>
+            <w:tcW w:w="2687" w:type="dxa"/>
+          </w:tcPr>
+          <w:p>
+            <w:pPr>
+              <w:widowControl/>
+              <w:spacing w:after="0" w:line="276" w:lineRule="auto"/>
+              <w:jc w:val="left"/>
+              <w:rPr>
+                <w:sz w:val="18"/>
+                <w:szCs w:val="18"/>
+              </w:rPr>
+            </w:pPr>
+            <w:r>
+              <w:rPr>
+                <w:sz w:val="18"/>
+                <w:szCs w:val="20"/>
+              </w:rPr>
+              <w:t xml:space="preserve">"... ações corretivas e/ou ações preventivas (CAPAs) apropriadas devem ser identificadas e implementadas em resposta às investigações, ..."</w:t>
+            </w:r>
+          </w:p>
+        </w:tc>
+        <w:tc>
+          <w:tcPr>
+            <w:tcW w:w="1252" w:type="dxa"/>
+          </w:tcPr>
+          <w:p>
+            <w:pPr>
+              <w:widowControl/>
+              <w:spacing w:after="0" w:line="276" w:lineRule="auto"/>
+              <w:jc w:val="left"/>
+              <w:rPr>
+                <w:sz w:val="18"/>
+                <w:szCs w:val="18"/>
+              </w:rPr>
+            </w:pPr>
+            <w:r>
+              <w:rPr>
+                <w:sz w:val="18"/>
+                <w:szCs w:val="20"/>
+              </w:rPr>
+              <w:t xml:space="preserve">Art. 8º, § 4º</w:t>
+            </w:r>
+          </w:p>
+        </w:tc>
+        <w:tc>
+          <w:tcPr>
+            <w:tcW w:w="4556" w:type="dxa"/>
+          </w:tcPr>
+          <w:p>
+            <w:pPr>
+              <w:widowControl/>
+              <w:spacing w:after="0" w:line="276" w:lineRule="auto"/>
+              <w:jc w:val="left"/>
+              <w:rPr>
+                <w:sz w:val="18"/>
+                <w:szCs w:val="18"/>
+              </w:rPr>
+            </w:pPr>
+            <w:r>
+              <w:rPr>
+                <w:sz w:val="18"/>
+                <w:szCs w:val="20"/>
+              </w:rPr>
+              <w:t xml:space="preserve">O desvio foi encerrado com a ação marcada "Não implementada", e o plano reprovado também leva a Finalizado. Teste de 16/10/2026 (RN-GQ-057; RN-GQ-D12-02; DV-GQ-012; LiberacaoPlanoAcaoPreventivaRNCController.cs:239-248)</w:t>
+            </w:r>
+          </w:p>
+        </w:tc>
+        <w:tc>
+          <w:tcPr>
+            <w:tcW w:w="1136" w:type="dxa"/>
+          </w:tcPr>
+          <w:p>
+            <w:pPr>
+              <w:widowControl/>
+              <w:spacing w:after="0" w:line="276" w:lineRule="auto"/>
+              <w:jc w:val="left"/>
+              <w:rPr>
+                <w:sz w:val="18"/>
+                <w:szCs w:val="18"/>
+              </w:rPr>
+            </w:pPr>
+            <w:r>
+              <w:rPr>
+                <w:sz w:val="18"/>
+                <w:szCs w:val="20"/>
+              </w:rPr>
+              <w:t xml:space="preserve">Não atende</w:t>
+            </w:r>
+          </w:p>
+        </w:tc>
+      </w:tr>
+      <w:tr>
+        <w:trPr>
+          <w:cantSplit/>
+        </w:trPr>
+        <w:tc>
+          <w:tcPr>
+            <w:tcW w:w="2687" w:type="dxa"/>
+          </w:tcPr>
+          <w:p>
+            <w:pPr>
+              <w:widowControl/>
+              <w:spacing w:after="0" w:line="276" w:lineRule="auto"/>
+              <w:jc w:val="left"/>
+              <w:rPr>
+                <w:sz w:val="18"/>
+                <w:szCs w:val="18"/>
+              </w:rPr>
+            </w:pPr>
+            <w:r>
+              <w:rPr>
+                <w:sz w:val="18"/>
+                <w:szCs w:val="20"/>
+              </w:rPr>
+              <w:t xml:space="preserve">"Todas as decisões e medidas tomadas como resultado de um desvio de qualidade devem ser documentadas."</w:t>
+            </w:r>
+          </w:p>
+        </w:tc>
+        <w:tc>
+          <w:tcPr>
+            <w:tcW w:w="1252" w:type="dxa"/>
+          </w:tcPr>
+          <w:p>
+            <w:pPr>
+              <w:widowControl/>
+              <w:spacing w:after="0" w:line="276" w:lineRule="auto"/>
+              <w:jc w:val="left"/>
+              <w:rPr>
+                <w:sz w:val="18"/>
+                <w:szCs w:val="18"/>
+              </w:rPr>
+            </w:pPr>
+            <w:r>
+              <w:rPr>
+                <w:sz w:val="18"/>
+                <w:szCs w:val="20"/>
+              </w:rPr>
+              <w:t xml:space="preserve">Art. 337, § 3º</w:t>
+            </w:r>
+          </w:p>
+        </w:tc>
+        <w:tc>
+          <w:tcPr>
+            <w:tcW w:w="4556" w:type="dxa"/>
+          </w:tcPr>
+          <w:p>
+            <w:pPr>
+              <w:widowControl/>
+              <w:spacing w:after="0" w:line="276" w:lineRule="auto"/>
+              <w:jc w:val="left"/>
+              <w:rPr>
+                <w:sz w:val="18"/>
+                <w:szCs w:val="18"/>
+              </w:rPr>
+            </w:pPr>
+            <w:r>
+              <w:rPr>
+                <w:sz w:val="18"/>
+                <w:szCs w:val="20"/>
+              </w:rPr>
+              <w:t xml:space="preserve">A decisão de encerrar fica gravada com verificação final obrigatória e histórico. Na primeira gravação o histórico do desvio pode sair incompleto, e quem encerrou e quando só aparece pela data de criação do monitoramento (RN-GQ-056; RN-GQ-D12-10; LiberacaoPlanoAcaoPreventivaRNCController.cs:262-272) Rodada 1 (DV-GQ-022): a verificação final não é obrigatória na prática, porque o desvio foi finalizado com ela vazia; a decisão de encerrar pode ficar sem registro do que foi verificado.</w:t>
+            </w:r>
+          </w:p>
+        </w:tc>
+        <w:tc>
+          <w:tcPr>
+            <w:tcW w:w="1136" w:type="dxa"/>
           </w:tcPr>
           <w:p>
             <w:pPr>
@@ -3745,7 +3939,7 @@
         </w:trPr>
         <w:tc>
           <w:tcPr>
-            <w:tcW w:w="2869" w:type="dxa"/>
+            <w:tcW w:w="2687" w:type="dxa"/>
           </w:tcPr>
           <w:p>
             <w:pPr>
@@ -3762,13 +3956,13 @@
                 <w:sz w:val="18"/>
                 <w:szCs w:val="20"/>
               </w:rPr>
-              <w:t xml:space="preserve">"... ações corretivas e/ou ações preventivas (CAPAs) apropriadas devem ser identificadas e implementadas em resposta às investigações, ..."</w:t>
+              <w:t xml:space="preserve">"Os registros devem ser realizados ou completados sempre que uma ação for realizada e de modo a permitir que todas as atividades significativas relativas à fabricação de medicamentos sejam rastreáveis."</w:t>
             </w:r>
           </w:p>
         </w:tc>
         <w:tc>
           <w:tcPr>
-            <w:tcW w:w="1274" w:type="dxa"/>
+            <w:tcW w:w="1252" w:type="dxa"/>
           </w:tcPr>
           <w:p>
             <w:pPr>
@@ -3785,13 +3979,13 @@
                 <w:sz w:val="18"/>
                 <w:szCs w:val="20"/>
               </w:rPr>
-              <w:t xml:space="preserve">Art. 8º, § 4º</w:t>
+              <w:t xml:space="preserve">Art. 124</w:t>
             </w:r>
           </w:p>
         </w:tc>
         <w:tc>
           <w:tcPr>
-            <w:tcW w:w="4330" w:type="dxa"/>
+            <w:tcW w:w="4556" w:type="dxa"/>
           </w:tcPr>
           <w:p>
             <w:pPr>
@@ -3808,110 +4002,13 @@
                 <w:sz w:val="18"/>
                 <w:szCs w:val="20"/>
               </w:rPr>
-              <w:t xml:space="preserve">O desvio foi encerrado com a ação marcada "Não implementada", e o plano reprovado também leva a Finalizado. Teste de 16/10/2026 (RN-GQ-057; RN-GQ-D12-02; DV-GQ-012; LiberacaoPlanoAcaoPreventivaRNCController.cs:239-248)</w:t>
+              <w:t xml:space="preserve">A data do monitoramento é a do primeiro Salvar, não a do encerramento. O campo Responsável mostra o responsável do desvio, não quem aprovou (RN-GQ-D12-10; RN-GQ-D12-14; Reports/DadosRNC.cs:325-331) Rodada 1 (CT-GQ-024; DV-GQ-023): o mesmo usuário escreveu o plano, executou a ação e aprovou o monitoramento do mesmo desvio, sem aviso.</w:t>
             </w:r>
           </w:p>
         </w:tc>
         <w:tc>
           <w:tcPr>
-            <w:tcW w:w="1158" w:type="dxa"/>
-          </w:tcPr>
-          <w:p>
-            <w:pPr>
-              <w:widowControl/>
-              <w:spacing w:after="0" w:line="276" w:lineRule="auto"/>
-              <w:jc w:val="left"/>
-              <w:rPr>
-                <w:sz w:val="18"/>
-                <w:szCs w:val="18"/>
-              </w:rPr>
-            </w:pPr>
-            <w:r>
-              <w:rPr>
-                <w:sz w:val="18"/>
-                <w:szCs w:val="20"/>
-              </w:rPr>
-              <w:t xml:space="preserve">Não atende</w:t>
-            </w:r>
-          </w:p>
-        </w:tc>
-      </w:tr>
-      <w:tr>
-        <w:trPr>
-          <w:cantSplit/>
-        </w:trPr>
-        <w:tc>
-          <w:tcPr>
-            <w:tcW w:w="2869" w:type="dxa"/>
-          </w:tcPr>
-          <w:p>
-            <w:pPr>
-              <w:widowControl/>
-              <w:spacing w:after="0" w:line="276" w:lineRule="auto"/>
-              <w:jc w:val="left"/>
-              <w:rPr>
-                <w:sz w:val="18"/>
-                <w:szCs w:val="18"/>
-              </w:rPr>
-            </w:pPr>
-            <w:r>
-              <w:rPr>
-                <w:sz w:val="18"/>
-                <w:szCs w:val="20"/>
-              </w:rPr>
-              <w:t xml:space="preserve">"Todas as decisões e medidas tomadas como resultado de um desvio de qualidade devem ser documentadas."</w:t>
-            </w:r>
-          </w:p>
-        </w:tc>
-        <w:tc>
-          <w:tcPr>
-            <w:tcW w:w="1274" w:type="dxa"/>
-          </w:tcPr>
-          <w:p>
-            <w:pPr>
-              <w:widowControl/>
-              <w:spacing w:after="0" w:line="276" w:lineRule="auto"/>
-              <w:jc w:val="left"/>
-              <w:rPr>
-                <w:sz w:val="18"/>
-                <w:szCs w:val="18"/>
-              </w:rPr>
-            </w:pPr>
-            <w:r>
-              <w:rPr>
-                <w:sz w:val="18"/>
-                <w:szCs w:val="20"/>
-              </w:rPr>
-              <w:t xml:space="preserve">Art. 337, § 3º</w:t>
-            </w:r>
-          </w:p>
-        </w:tc>
-        <w:tc>
-          <w:tcPr>
-            <w:tcW w:w="4330" w:type="dxa"/>
-          </w:tcPr>
-          <w:p>
-            <w:pPr>
-              <w:widowControl/>
-              <w:spacing w:after="0" w:line="276" w:lineRule="auto"/>
-              <w:jc w:val="left"/>
-              <w:rPr>
-                <w:sz w:val="18"/>
-                <w:szCs w:val="18"/>
-              </w:rPr>
-            </w:pPr>
-            <w:r>
-              <w:rPr>
-                <w:sz w:val="18"/>
-                <w:szCs w:val="20"/>
-              </w:rPr>
-              <w:t xml:space="preserve">A decisão de encerrar fica gravada com verificação final obrigatória e histórico. Na primeira gravação o histórico do desvio pode sair incompleto, e quem encerrou e quando só aparece pela data de criação do monitoramento (RN-GQ-056; RN-GQ-D12-10; LiberacaoPlanoAcaoPreventivaRNCController.cs:262-272)</w:t>
-            </w:r>
-          </w:p>
-        </w:tc>
-        <w:tc>
-          <w:tcPr>
-            <w:tcW w:w="1158" w:type="dxa"/>
+            <w:tcW w:w="1136" w:type="dxa"/>
           </w:tcPr>
           <w:p>
             <w:pPr>
@@ -3939,7 +4036,7 @@
         </w:trPr>
         <w:tc>
           <w:tcPr>
-            <w:tcW w:w="2869" w:type="dxa"/>
+            <w:tcW w:w="2687" w:type="dxa"/>
           </w:tcPr>
           <w:p>
             <w:pPr>
@@ -3956,13 +4053,13 @@
                 <w:sz w:val="18"/>
                 <w:szCs w:val="20"/>
               </w:rPr>
-              <w:t xml:space="preserve">"Os registros devem ser realizados ou completados sempre que uma ação for realizada e de modo a permitir que todas as atividades significativas relativas à fabricação de medicamentos sejam rastreáveis."</w:t>
+              <w:t xml:space="preserve">"Toda a alteração feita no registro de um documento deve ser assinada e datada, devendo permitir a leitura da informação original." Parágrafo único: "Quando apropriado, o motivo da alteração deve ser registrado."</w:t>
             </w:r>
           </w:p>
         </w:tc>
         <w:tc>
           <w:tcPr>
-            <w:tcW w:w="1274" w:type="dxa"/>
+            <w:tcW w:w="1252" w:type="dxa"/>
           </w:tcPr>
           <w:p>
             <w:pPr>
@@ -3979,13 +4076,13 @@
                 <w:sz w:val="18"/>
                 <w:szCs w:val="20"/>
               </w:rPr>
-              <w:t xml:space="preserve">Art. 124</w:t>
+              <w:t xml:space="preserve">Art. 125, caput e parágrafo único</w:t>
             </w:r>
           </w:p>
         </w:tc>
         <w:tc>
           <w:tcPr>
-            <w:tcW w:w="4330" w:type="dxa"/>
+            <w:tcW w:w="4556" w:type="dxa"/>
           </w:tcPr>
           <w:p>
             <w:pPr>
@@ -4002,13 +4099,13 @@
                 <w:sz w:val="18"/>
                 <w:szCs w:val="20"/>
               </w:rPr>
-              <w:t xml:space="preserve">A data do monitoramento é a do primeiro Salvar, não a do encerramento. O campo Responsável mostra o responsável do desvio, não quem aprovou (RN-GQ-D12-10; RN-GQ-D12-14; Reports/DadosRNC.cs:325-331)</w:t>
+              <w:t xml:space="preserve">O Salvar pede justificativa só na janela do navegador. Ela vai para o histórico, mas não é gravada no registro do monitoramento. Linhas de resultado já gravadas não podem ser corrigidas pela tela (RN-GQ-D12-04; RN-GQ-D12-08; RN-GQ-D12-09) Rodada 1 (CT-GQ-N12-08): o Salvar pediu a justificativa na janela e recusou o vazio, como previsto; se ela fica gravada no registro não foi conferido.</w:t>
             </w:r>
           </w:p>
         </w:tc>
         <w:tc>
           <w:tcPr>
-            <w:tcW w:w="1158" w:type="dxa"/>
+            <w:tcW w:w="1136" w:type="dxa"/>
           </w:tcPr>
           <w:p>
             <w:pPr>
@@ -4036,104 +4133,7 @@
         </w:trPr>
         <w:tc>
           <w:tcPr>
-            <w:tcW w:w="2869" w:type="dxa"/>
-          </w:tcPr>
-          <w:p>
-            <w:pPr>
-              <w:widowControl/>
-              <w:spacing w:after="0" w:line="276" w:lineRule="auto"/>
-              <w:jc w:val="left"/>
-              <w:rPr>
-                <w:sz w:val="18"/>
-                <w:szCs w:val="18"/>
-              </w:rPr>
-            </w:pPr>
-            <w:r>
-              <w:rPr>
-                <w:sz w:val="18"/>
-                <w:szCs w:val="20"/>
-              </w:rPr>
-              <w:t xml:space="preserve">"Toda a alteração feita no registro de um documento deve ser assinada e datada, devendo permitir a leitura da informação original." Parágrafo único: "Quando apropriado, o motivo da alteração deve ser registrado."</w:t>
-            </w:r>
-          </w:p>
-        </w:tc>
-        <w:tc>
-          <w:tcPr>
-            <w:tcW w:w="1274" w:type="dxa"/>
-          </w:tcPr>
-          <w:p>
-            <w:pPr>
-              <w:widowControl/>
-              <w:spacing w:after="0" w:line="276" w:lineRule="auto"/>
-              <w:jc w:val="left"/>
-              <w:rPr>
-                <w:sz w:val="18"/>
-                <w:szCs w:val="18"/>
-              </w:rPr>
-            </w:pPr>
-            <w:r>
-              <w:rPr>
-                <w:sz w:val="18"/>
-                <w:szCs w:val="20"/>
-              </w:rPr>
-              <w:t xml:space="preserve">Art. 125, caput e parágrafo único</w:t>
-            </w:r>
-          </w:p>
-        </w:tc>
-        <w:tc>
-          <w:tcPr>
-            <w:tcW w:w="4330" w:type="dxa"/>
-          </w:tcPr>
-          <w:p>
-            <w:pPr>
-              <w:widowControl/>
-              <w:spacing w:after="0" w:line="276" w:lineRule="auto"/>
-              <w:jc w:val="left"/>
-              <w:rPr>
-                <w:sz w:val="18"/>
-                <w:szCs w:val="18"/>
-              </w:rPr>
-            </w:pPr>
-            <w:r>
-              <w:rPr>
-                <w:sz w:val="18"/>
-                <w:szCs w:val="20"/>
-              </w:rPr>
-              <w:t xml:space="preserve">O Salvar pede justificativa só na janela do navegador. Ela vai para o histórico, mas não é gravada no registro do monitoramento. Linhas de resultado já gravadas não podem ser corrigidas pela tela (RN-GQ-D12-04; RN-GQ-D12-08; RN-GQ-D12-09)</w:t>
-            </w:r>
-          </w:p>
-        </w:tc>
-        <w:tc>
-          <w:tcPr>
-            <w:tcW w:w="1158" w:type="dxa"/>
-          </w:tcPr>
-          <w:p>
-            <w:pPr>
-              <w:widowControl/>
-              <w:spacing w:after="0" w:line="276" w:lineRule="auto"/>
-              <w:jc w:val="left"/>
-              <w:rPr>
-                <w:sz w:val="18"/>
-                <w:szCs w:val="18"/>
-              </w:rPr>
-            </w:pPr>
-            <w:r>
-              <w:rPr>
-                <w:sz w:val="18"/>
-                <w:szCs w:val="20"/>
-              </w:rPr>
-              <w:t xml:space="preserve">Atende em parte</w:t>
-            </w:r>
-          </w:p>
-        </w:tc>
-      </w:tr>
-      <w:tr>
-        <w:trPr>
-          <w:cantSplit/>
-        </w:trPr>
-        <w:tc>
-          <w:tcPr>
-            <w:tcW w:w="2869" w:type="dxa"/>
+            <w:tcW w:w="2687" w:type="dxa"/>
           </w:tcPr>
           <w:p>
             <w:pPr>
@@ -4156,7 +4156,7 @@
         </w:tc>
         <w:tc>
           <w:tcPr>
-            <w:tcW w:w="1274" w:type="dxa"/>
+            <w:tcW w:w="1252" w:type="dxa"/>
           </w:tcPr>
           <w:p>
             <w:pPr>
@@ -4179,7 +4179,7 @@
         </w:tc>
         <w:tc>
           <w:tcPr>
-            <w:tcW w:w="4330" w:type="dxa"/>
+            <w:tcW w:w="4556" w:type="dxa"/>
           </w:tcPr>
           <w:p>
             <w:pPr>
@@ -4196,13 +4196,13 @@
                 <w:sz w:val="18"/>
                 <w:szCs w:val="20"/>
               </w:rPr>
-              <w:t xml:space="preserve">O monitoramento alimenta o PDF de CAPA, mas a lista não distingue plano Aceito de Não Aceito e a tela não mostra data nem observação de quem executou cada ação (RN-GQ-D12-01; Editar.cshtml:76)</w:t>
+              <w:t xml:space="preserve">O monitoramento alimenta o PDF de CAPA, mas a lista não distingue plano Aceito de Não Aceito e a tela não mostra data nem observação de quem executou cada ação (RN-GQ-D12-01; Editar.cshtml:76) Rodada 1 (CT-GQ-N12-03): todos os encerrados aparecem como Finalizado na lista, sem distinguir plano aceito de não aceito.</w:t>
             </w:r>
           </w:p>
         </w:tc>
         <w:tc>
           <w:tcPr>
-            <w:tcW w:w="1158" w:type="dxa"/>
+            <w:tcW w:w="1136" w:type="dxa"/>
           </w:tcPr>
           <w:p>
             <w:pPr>
@@ -4288,7 +4288,7 @@
         <w:rPr>
           <w:szCs w:val="20"/>
         </w:rPr>
-        <w:t xml:space="preserve">1. As ações preventivas deste desvio foram implementadas? Quem verificou e quando? O sistema mostra isso hoje? Em parte. Há observação de verificação final e resultado por ação, mas o encerramento é aceito com a ação marcada "Não implementada". 2. Como a empresa verificou que a ação foi eficaz, ou seja, que o problema não voltou? O sistema mostra isso hoje? Não. Só se registra se foi implementada, sem verificação posterior com prazo e critério. 3. O que acontece com um plano reprovado? O sistema mostra isso hoje? Não. A tela não tem Reprovar, e o código leva o desvio a Finalizado mesmo assim. 4. Quem encerrou este desvio e em que data? O sistema mostra isso hoje? Em parte. O histórico registra a alteração, mas a data guardada no monitoramento é a do primeiro Salvar, e o responsável exibido é o do desvio. 5. Por que o resultado de uma ação foi corrigido ou refeito? O sistema mostra isso hoje? Não. As linhas já gravadas não podem ser alteradas, e a justificativa do Salvar não fica no registro.</w:t>
+        <w:t xml:space="preserve">1. As ações preventivas deste desvio foram implementadas? Quem verificou e quando? O sistema mostra isso hoje? Em parte. Há campos para a observação de verificação final e para o resultado por ação, mas o encerramento é aceito com a ação marcada "Não implementada" e, na rodada 1, sem resultado e sem verificação final (DV-GQ-022). 2. Como a empresa verificou que a ação foi eficaz, ou seja, que o problema não voltou? O sistema mostra isso hoje? Não. Só se registra se foi implementada, sem verificação posterior com prazo e critério. 3. O que acontece com um plano reprovado? O sistema mostra isso hoje? Não. A tela não tem Reprovar, e o código leva o desvio a Finalizado mesmo assim. 4. Quem encerrou este desvio e em que data? O sistema mostra isso hoje? Em parte. O histórico registra a alteração, mas a data guardada no monitoramento é a do primeiro Salvar, e o responsável exibido é o do desvio. Na rodada 1 o mesmo usuário escreveu o plano, executou a ação e aprovou o monitoramento sem aviso (DV-GQ-023). 5. Por que o resultado de uma ação foi corrigido ou refeito? O sistema mostra isso hoje? Não. As linhas já gravadas não podem ser alteradas, e a justificativa do Salvar não fica no registro.</w:t>
       </w:r>
     </w:p>
     <w:p>
@@ -4420,6 +4420,60 @@
     </w:p>
     <w:p>
       <w:pPr>
+        <w:numPr>
+          <w:ilvl w:val="0"/>
+          <w:numId w:val="2"/>
+        </w:numPr>
+        <w:spacing w:after="0" w:line="360" w:lineRule="auto"/>
+        <w:rPr>
+          <w:szCs w:val="20"/>
+        </w:rPr>
+      </w:pPr>
+      <w:r>
+        <w:rPr>
+          <w:szCs w:val="20"/>
+        </w:rPr>
+        <w:t xml:space="preserve">Recusar o encerramento sem linhas de resultado e sem verificação final, como a tela 9 já faz (DV-GQ-022).</w:t>
+      </w:r>
+    </w:p>
+    <w:p>
+      <w:pPr>
+        <w:numPr>
+          <w:ilvl w:val="0"/>
+          <w:numId w:val="2"/>
+        </w:numPr>
+        <w:spacing w:after="0" w:line="360" w:lineRule="auto"/>
+        <w:rPr>
+          <w:szCs w:val="20"/>
+        </w:rPr>
+      </w:pPr>
+      <w:r>
+        <w:rPr>
+          <w:szCs w:val="20"/>
+        </w:rPr>
+        <w:t xml:space="preserve">Impedir que a mesma pessoa escreva o plano, execute a ação e aprove o monitoramento do mesmo desvio (DV-GQ-023).</w:t>
+      </w:r>
+    </w:p>
+    <w:p>
+      <w:pPr>
+        <w:numPr>
+          <w:ilvl w:val="0"/>
+          <w:numId w:val="2"/>
+        </w:numPr>
+        <w:spacing w:after="0" w:line="360" w:lineRule="auto"/>
+        <w:rPr>
+          <w:szCs w:val="20"/>
+        </w:rPr>
+      </w:pPr>
+      <w:r>
+        <w:rPr>
+          <w:szCs w:val="20"/>
+        </w:rPr>
+        <w:t xml:space="preserve">Corrigir os filtros da lista: RD/Nº com o ano, datas de um só dia e filtro de situação "Aprovado" (DV-GQ-026, DV-GQ-027, DV-GQ-028), e mostrar na lista se o plano foi aceito ou não aceito.</w:t>
+      </w:r>
+    </w:p>
+    <w:p>
+      <w:pPr>
         <w:keepNext/>
         <w:spacing w:before="120" w:after="0" w:line="360" w:lineRule="auto"/>
         <w:rPr>
@@ -4448,7 +4502,7 @@
         <w:rPr>
           <w:szCs w:val="20"/>
         </w:rPr>
-        <w:t xml:space="preserve">Item 9.3.2.3 (Requisitos Operacionais): o Guia lista entre as funções do sistema "Trilhas de auditoria;" e "Utilização de assinaturas eletrônicas;". O encerramento não tem assinatura eletrônica, e o histórico da primeira gravação pode sair incompleto (a confirmar no teste).</w:t>
+        <w:t xml:space="preserve">Item 9.3.2.3 (Requisitos Operacionais): o Guia lista entre as funções do sistema "Trilhas de auditoria;" e "Utilização de assinaturas eletrônicas;". O encerramento não tem assinatura eletrônica, e o histórico da primeira gravação pode sair incompleto (a confirmar no teste; o histórico do monitoramento não foi aberto na rodada 1).</w:t>
       </w:r>
     </w:p>
     <w:sectPr>

--- a/documentacao/arquivos/garantia-qualidade/LabMedSys - Modulo Garantia da Qualidade - Controle de Desvios - Tela 12 Monitoramento do Plano de Ação Preventiva - Anvisa.docx
+++ b/documentacao/arquivos/garantia-qualidade/LabMedSys - Modulo Garantia da Qualidade - Controle de Desvios - Tela 12 Monitoramento do Plano de Ação Preventiva - Anvisa.docx
@@ -3519,10 +3519,10 @@
         <w:tblLook w:val="04A0" w:firstRow="1" w:lastRow="0" w:firstColumn="1" w:lastColumn="0" w:noHBand="0" w:noVBand="1"/>
       </w:tblPr>
       <w:tblGrid>
-        <w:gridCol w:w="2687"/>
-        <w:gridCol w:w="1252"/>
-        <w:gridCol w:w="4556"/>
-        <w:gridCol w:w="1136"/>
+        <w:gridCol w:w="2553"/>
+        <w:gridCol w:w="1236"/>
+        <w:gridCol w:w="4724"/>
+        <w:gridCol w:w="1118"/>
       </w:tblGrid>
       <w:tr>
         <w:trPr>
@@ -3531,7 +3531,7 @@
         </w:trPr>
         <w:tc>
           <w:tcPr>
-            <w:tcW w:w="2687" w:type="dxa"/>
+            <w:tcW w:w="2553" w:type="dxa"/>
             <w:shd w:val="clear" w:color="auto" w:fill="D9D9D9" w:themeFill="background1" w:themeFillShade="D9"/>
           </w:tcPr>
           <w:p>
@@ -3559,7 +3559,7 @@
         </w:tc>
         <w:tc>
           <w:tcPr>
-            <w:tcW w:w="1252" w:type="dxa"/>
+            <w:tcW w:w="1236" w:type="dxa"/>
             <w:shd w:val="clear" w:color="auto" w:fill="D9D9D9" w:themeFill="background1" w:themeFillShade="D9"/>
           </w:tcPr>
           <w:p>
@@ -3587,7 +3587,7 @@
         </w:tc>
         <w:tc>
           <w:tcPr>
-            <w:tcW w:w="4556" w:type="dxa"/>
+            <w:tcW w:w="4724" w:type="dxa"/>
             <w:shd w:val="clear" w:color="auto" w:fill="D9D9D9" w:themeFill="background1" w:themeFillShade="D9"/>
           </w:tcPr>
           <w:p>
@@ -3615,7 +3615,7 @@
         </w:tc>
         <w:tc>
           <w:tcPr>
-            <w:tcW w:w="1136" w:type="dxa"/>
+            <w:tcW w:w="1118" w:type="dxa"/>
             <w:shd w:val="clear" w:color="auto" w:fill="D9D9D9" w:themeFill="background1" w:themeFillShade="D9"/>
           </w:tcPr>
           <w:p>
@@ -3648,7 +3648,7 @@
         </w:trPr>
         <w:tc>
           <w:tcPr>
-            <w:tcW w:w="2687" w:type="dxa"/>
+            <w:tcW w:w="2553" w:type="dxa"/>
           </w:tcPr>
           <w:p>
             <w:pPr>
@@ -3671,7 +3671,7 @@
         </w:tc>
         <w:tc>
           <w:tcPr>
-            <w:tcW w:w="1252" w:type="dxa"/>
+            <w:tcW w:w="1236" w:type="dxa"/>
           </w:tcPr>
           <w:p>
             <w:pPr>
@@ -3694,7 +3694,7 @@
         </w:tc>
         <w:tc>
           <w:tcPr>
-            <w:tcW w:w="4556" w:type="dxa"/>
+            <w:tcW w:w="4724" w:type="dxa"/>
           </w:tcPr>
           <w:p>
             <w:pPr>
@@ -3711,13 +3711,13 @@
                 <w:sz w:val="18"/>
                 <w:szCs w:val="20"/>
               </w:rPr>
-              <w:t xml:space="preserve">Registra se as ações foram implementadas e um resultado por ação. Não há verificação de eficácia depois de um prazo, com critério (RN-GQ-D12-05; RN-GQ-052; Domain/Service/LiberacaoPlanoAcaoPreventivaValidator.cs:22-62) Rodada 1 (21/10/2026; DV-GQ-022): o desvio foi finalizado sem nenhuma linha de resultado (CT-GQ-N12-06) e sem a observação de verificação final (CT-GQ-N12-07), então o registro do monitoramento não é exigido na prática.</w:t>
+              <w:t xml:space="preserve">Registra se as ações foram implementadas e um resultado por ação. Não há verificação de eficácia depois de um prazo, com critério (RN-GQ-D12-05; RN-GQ-052; Domain/Service/LiberacaoPlanoAcaoPreventivaValidator.cs:22-62) Rodada 1 (21/10/2026; DV-GQ-022): o desvio foi finalizado sem nenhuma linha de resultado (CT-GQ-N12-06) e sem a observação de verificação final (CT-GQ-N12-07), então o registro do monitoramento não é exigido na prática. Rodada 2 (22/10/2026): o desvio também foi finalizado com uma ação do plano ainda Pendente (CT-GQ-N12-10; DV-GQ-046) e com o resultado da ação marcado "Não" (CT-GQ-N12-11), e o 065/26 e o 046/26 foram finalizados com tudo vazio (DV-GQ-022).</w:t>
             </w:r>
           </w:p>
         </w:tc>
         <w:tc>
           <w:tcPr>
-            <w:tcW w:w="1136" w:type="dxa"/>
+            <w:tcW w:w="1118" w:type="dxa"/>
           </w:tcPr>
           <w:p>
             <w:pPr>
@@ -3745,7 +3745,7 @@
         </w:trPr>
         <w:tc>
           <w:tcPr>
-            <w:tcW w:w="2687" w:type="dxa"/>
+            <w:tcW w:w="2553" w:type="dxa"/>
           </w:tcPr>
           <w:p>
             <w:pPr>
@@ -3768,7 +3768,7 @@
         </w:tc>
         <w:tc>
           <w:tcPr>
-            <w:tcW w:w="1252" w:type="dxa"/>
+            <w:tcW w:w="1236" w:type="dxa"/>
           </w:tcPr>
           <w:p>
             <w:pPr>
@@ -3791,7 +3791,7 @@
         </w:tc>
         <w:tc>
           <w:tcPr>
-            <w:tcW w:w="4556" w:type="dxa"/>
+            <w:tcW w:w="4724" w:type="dxa"/>
           </w:tcPr>
           <w:p>
             <w:pPr>
@@ -3808,13 +3808,13 @@
                 <w:sz w:val="18"/>
                 <w:szCs w:val="20"/>
               </w:rPr>
-              <w:t xml:space="preserve">O desvio foi encerrado com a ação marcada "Não implementada", e o plano reprovado também leva a Finalizado. Teste de 16/10/2026 (RN-GQ-057; RN-GQ-D12-02; DV-GQ-012; LiberacaoPlanoAcaoPreventivaRNCController.cs:239-248)</w:t>
+              <w:t xml:space="preserve">O desvio foi encerrado com a ação marcada "Não implementada", e o plano reprovado também leva a Finalizado. Teste de 16/10/2026 (RN-GQ-057; RN-GQ-D12-02; DV-GQ-012; LiberacaoPlanoAcaoPreventivaRNCController.cs:239-248) Rodada 2 (22/10/2026): reconfirmado no CT-GQ-N12-11 (DV-GQ-012) e no CT-GQ-N12-10, com ação ainda Pendente (DV-GQ-046).</w:t>
             </w:r>
           </w:p>
         </w:tc>
         <w:tc>
           <w:tcPr>
-            <w:tcW w:w="1136" w:type="dxa"/>
+            <w:tcW w:w="1118" w:type="dxa"/>
           </w:tcPr>
           <w:p>
             <w:pPr>
@@ -3842,7 +3842,7 @@
         </w:trPr>
         <w:tc>
           <w:tcPr>
-            <w:tcW w:w="2687" w:type="dxa"/>
+            <w:tcW w:w="2553" w:type="dxa"/>
           </w:tcPr>
           <w:p>
             <w:pPr>
@@ -3865,7 +3865,7 @@
         </w:tc>
         <w:tc>
           <w:tcPr>
-            <w:tcW w:w="1252" w:type="dxa"/>
+            <w:tcW w:w="1236" w:type="dxa"/>
           </w:tcPr>
           <w:p>
             <w:pPr>
@@ -3888,7 +3888,7 @@
         </w:tc>
         <w:tc>
           <w:tcPr>
-            <w:tcW w:w="4556" w:type="dxa"/>
+            <w:tcW w:w="4724" w:type="dxa"/>
           </w:tcPr>
           <w:p>
             <w:pPr>
@@ -3905,13 +3905,110 @@
                 <w:sz w:val="18"/>
                 <w:szCs w:val="20"/>
               </w:rPr>
-              <w:t xml:space="preserve">A decisão de encerrar fica gravada com verificação final obrigatória e histórico. Na primeira gravação o histórico do desvio pode sair incompleto, e quem encerrou e quando só aparece pela data de criação do monitoramento (RN-GQ-056; RN-GQ-D12-10; LiberacaoPlanoAcaoPreventivaRNCController.cs:262-272) Rodada 1 (DV-GQ-022): a verificação final não é obrigatória na prática, porque o desvio foi finalizado com ela vazia; a decisão de encerrar pode ficar sem registro do que foi verificado.</w:t>
+              <w:t xml:space="preserve">A decisão de encerrar fica gravada com verificação final obrigatória e histórico. Na primeira gravação o histórico do desvio pode sair incompleto, e quem encerrou e quando só aparece pela data de criação do monitoramento (RN-GQ-056; RN-GQ-D12-10; LiberacaoPlanoAcaoPreventivaRNCController.cs:262-272) Rodada 1 (DV-GQ-022): a verificação final não é obrigatória na prática, porque o desvio foi finalizado com ela vazia; a decisão de encerrar pode ficar sem registro do que foi verificado. Rodada 2 (22/10/2026; DV-GQ-047, gravidade Alta): depois de Salvar e de Aprovar o histórico do desvio não ganhou nenhum registro (nem a situação Finalizado, nem os resultados, nem a verificação final, nem quem e quando), de modo que a decisão de encerrar não deixa rastro no histórico.</w:t>
             </w:r>
           </w:p>
         </w:tc>
         <w:tc>
           <w:tcPr>
-            <w:tcW w:w="1136" w:type="dxa"/>
+            <w:tcW w:w="1118" w:type="dxa"/>
+          </w:tcPr>
+          <w:p>
+            <w:pPr>
+              <w:widowControl/>
+              <w:spacing w:after="0" w:line="276" w:lineRule="auto"/>
+              <w:jc w:val="left"/>
+              <w:rPr>
+                <w:sz w:val="18"/>
+                <w:szCs w:val="18"/>
+              </w:rPr>
+            </w:pPr>
+            <w:r>
+              <w:rPr>
+                <w:sz w:val="18"/>
+                <w:szCs w:val="20"/>
+              </w:rPr>
+              <w:t xml:space="preserve">Não atende</w:t>
+            </w:r>
+          </w:p>
+        </w:tc>
+      </w:tr>
+      <w:tr>
+        <w:trPr>
+          <w:cantSplit/>
+        </w:trPr>
+        <w:tc>
+          <w:tcPr>
+            <w:tcW w:w="2553" w:type="dxa"/>
+          </w:tcPr>
+          <w:p>
+            <w:pPr>
+              <w:widowControl/>
+              <w:spacing w:after="0" w:line="276" w:lineRule="auto"/>
+              <w:jc w:val="left"/>
+              <w:rPr>
+                <w:sz w:val="18"/>
+                <w:szCs w:val="18"/>
+              </w:rPr>
+            </w:pPr>
+            <w:r>
+              <w:rPr>
+                <w:sz w:val="18"/>
+                <w:szCs w:val="20"/>
+              </w:rPr>
+              <w:t xml:space="preserve">"Os registros devem ser realizados ou completados sempre que uma ação for realizada e de modo a permitir que todas as atividades significativas relativas à fabricação de medicamentos sejam rastreáveis."</w:t>
+            </w:r>
+          </w:p>
+        </w:tc>
+        <w:tc>
+          <w:tcPr>
+            <w:tcW w:w="1236" w:type="dxa"/>
+          </w:tcPr>
+          <w:p>
+            <w:pPr>
+              <w:widowControl/>
+              <w:spacing w:after="0" w:line="276" w:lineRule="auto"/>
+              <w:jc w:val="left"/>
+              <w:rPr>
+                <w:sz w:val="18"/>
+                <w:szCs w:val="18"/>
+              </w:rPr>
+            </w:pPr>
+            <w:r>
+              <w:rPr>
+                <w:sz w:val="18"/>
+                <w:szCs w:val="20"/>
+              </w:rPr>
+              <w:t xml:space="preserve">Art. 124</w:t>
+            </w:r>
+          </w:p>
+        </w:tc>
+        <w:tc>
+          <w:tcPr>
+            <w:tcW w:w="4724" w:type="dxa"/>
+          </w:tcPr>
+          <w:p>
+            <w:pPr>
+              <w:widowControl/>
+              <w:spacing w:after="0" w:line="276" w:lineRule="auto"/>
+              <w:jc w:val="left"/>
+              <w:rPr>
+                <w:sz w:val="18"/>
+                <w:szCs w:val="18"/>
+              </w:rPr>
+            </w:pPr>
+            <w:r>
+              <w:rPr>
+                <w:sz w:val="18"/>
+                <w:szCs w:val="20"/>
+              </w:rPr>
+              <w:t xml:space="preserve">A data do monitoramento é a do primeiro Salvar, não a do encerramento. O campo Responsável mostra o responsável do desvio, não quem aprovou (RN-GQ-D12-10; RN-GQ-D12-14; Reports/DadosRNC.cs:325-331) Rodada 1 (CT-GQ-024; DV-GQ-023): o mesmo usuário escreveu o plano, executou a ação e aprovou o monitoramento do mesmo desvio, sem aviso. Rodada 2 (DV-GQ-047): o histórico não registrou o encerramento; o registro do monitoramento continua guardando o nome de quem salvou e a data do primeiro Salvar.</w:t>
+            </w:r>
+          </w:p>
+        </w:tc>
+        <w:tc>
+          <w:tcPr>
+            <w:tcW w:w="1118" w:type="dxa"/>
           </w:tcPr>
           <w:p>
             <w:pPr>
@@ -3939,104 +4036,7 @@
         </w:trPr>
         <w:tc>
           <w:tcPr>
-            <w:tcW w:w="2687" w:type="dxa"/>
-          </w:tcPr>
-          <w:p>
-            <w:pPr>
-              <w:widowControl/>
-              <w:spacing w:after="0" w:line="276" w:lineRule="auto"/>
-              <w:jc w:val="left"/>
-              <w:rPr>
-                <w:sz w:val="18"/>
-                <w:szCs w:val="18"/>
-              </w:rPr>
-            </w:pPr>
-            <w:r>
-              <w:rPr>
-                <w:sz w:val="18"/>
-                <w:szCs w:val="20"/>
-              </w:rPr>
-              <w:t xml:space="preserve">"Os registros devem ser realizados ou completados sempre que uma ação for realizada e de modo a permitir que todas as atividades significativas relativas à fabricação de medicamentos sejam rastreáveis."</w:t>
-            </w:r>
-          </w:p>
-        </w:tc>
-        <w:tc>
-          <w:tcPr>
-            <w:tcW w:w="1252" w:type="dxa"/>
-          </w:tcPr>
-          <w:p>
-            <w:pPr>
-              <w:widowControl/>
-              <w:spacing w:after="0" w:line="276" w:lineRule="auto"/>
-              <w:jc w:val="left"/>
-              <w:rPr>
-                <w:sz w:val="18"/>
-                <w:szCs w:val="18"/>
-              </w:rPr>
-            </w:pPr>
-            <w:r>
-              <w:rPr>
-                <w:sz w:val="18"/>
-                <w:szCs w:val="20"/>
-              </w:rPr>
-              <w:t xml:space="preserve">Art. 124</w:t>
-            </w:r>
-          </w:p>
-        </w:tc>
-        <w:tc>
-          <w:tcPr>
-            <w:tcW w:w="4556" w:type="dxa"/>
-          </w:tcPr>
-          <w:p>
-            <w:pPr>
-              <w:widowControl/>
-              <w:spacing w:after="0" w:line="276" w:lineRule="auto"/>
-              <w:jc w:val="left"/>
-              <w:rPr>
-                <w:sz w:val="18"/>
-                <w:szCs w:val="18"/>
-              </w:rPr>
-            </w:pPr>
-            <w:r>
-              <w:rPr>
-                <w:sz w:val="18"/>
-                <w:szCs w:val="20"/>
-              </w:rPr>
-              <w:t xml:space="preserve">A data do monitoramento é a do primeiro Salvar, não a do encerramento. O campo Responsável mostra o responsável do desvio, não quem aprovou (RN-GQ-D12-10; RN-GQ-D12-14; Reports/DadosRNC.cs:325-331) Rodada 1 (CT-GQ-024; DV-GQ-023): o mesmo usuário escreveu o plano, executou a ação e aprovou o monitoramento do mesmo desvio, sem aviso.</w:t>
-            </w:r>
-          </w:p>
-        </w:tc>
-        <w:tc>
-          <w:tcPr>
-            <w:tcW w:w="1136" w:type="dxa"/>
-          </w:tcPr>
-          <w:p>
-            <w:pPr>
-              <w:widowControl/>
-              <w:spacing w:after="0" w:line="276" w:lineRule="auto"/>
-              <w:jc w:val="left"/>
-              <w:rPr>
-                <w:sz w:val="18"/>
-                <w:szCs w:val="18"/>
-              </w:rPr>
-            </w:pPr>
-            <w:r>
-              <w:rPr>
-                <w:sz w:val="18"/>
-                <w:szCs w:val="20"/>
-              </w:rPr>
-              <w:t xml:space="preserve">Atende em parte</w:t>
-            </w:r>
-          </w:p>
-        </w:tc>
-      </w:tr>
-      <w:tr>
-        <w:trPr>
-          <w:cantSplit/>
-        </w:trPr>
-        <w:tc>
-          <w:tcPr>
-            <w:tcW w:w="2687" w:type="dxa"/>
+            <w:tcW w:w="2553" w:type="dxa"/>
           </w:tcPr>
           <w:p>
             <w:pPr>
@@ -4059,7 +4059,7 @@
         </w:tc>
         <w:tc>
           <w:tcPr>
-            <w:tcW w:w="1252" w:type="dxa"/>
+            <w:tcW w:w="1236" w:type="dxa"/>
           </w:tcPr>
           <w:p>
             <w:pPr>
@@ -4082,7 +4082,7 @@
         </w:tc>
         <w:tc>
           <w:tcPr>
-            <w:tcW w:w="4556" w:type="dxa"/>
+            <w:tcW w:w="4724" w:type="dxa"/>
           </w:tcPr>
           <w:p>
             <w:pPr>
@@ -4099,13 +4099,13 @@
                 <w:sz w:val="18"/>
                 <w:szCs w:val="20"/>
               </w:rPr>
-              <w:t xml:space="preserve">O Salvar pede justificativa só na janela do navegador. Ela vai para o histórico, mas não é gravada no registro do monitoramento. Linhas de resultado já gravadas não podem ser corrigidas pela tela (RN-GQ-D12-04; RN-GQ-D12-08; RN-GQ-D12-09) Rodada 1 (CT-GQ-N12-08): o Salvar pediu a justificativa na janela e recusou o vazio, como previsto; se ela fica gravada no registro não foi conferido.</w:t>
+              <w:t xml:space="preserve">O Salvar pede justificativa só na janela do navegador. Ela vai para o histórico, mas não é gravada no registro do monitoramento. Linhas de resultado já gravadas não podem ser corrigidas pela tela (RN-GQ-D12-04; RN-GQ-D12-08; RN-GQ-D12-09) Rodada 1 (CT-GQ-N12-08): o Salvar pediu a justificativa na janela e recusou o vazio, como previsto; se ela fica gravada no registro não foi conferido. Rodada 2 (22/10/2026; DV-GQ-047, Alta): o Salvar e o Aprovar não deixaram nenhum registro no histórico, então a alteração não fica assinada e datada ali.</w:t>
             </w:r>
           </w:p>
         </w:tc>
         <w:tc>
           <w:tcPr>
-            <w:tcW w:w="1136" w:type="dxa"/>
+            <w:tcW w:w="1118" w:type="dxa"/>
           </w:tcPr>
           <w:p>
             <w:pPr>
@@ -4122,7 +4122,7 @@
                 <w:sz w:val="18"/>
                 <w:szCs w:val="20"/>
               </w:rPr>
-              <w:t xml:space="preserve">Atende em parte</w:t>
+              <w:t xml:space="preserve">Não atende</w:t>
             </w:r>
           </w:p>
         </w:tc>
@@ -4133,7 +4133,7 @@
         </w:trPr>
         <w:tc>
           <w:tcPr>
-            <w:tcW w:w="2687" w:type="dxa"/>
+            <w:tcW w:w="2553" w:type="dxa"/>
           </w:tcPr>
           <w:p>
             <w:pPr>
@@ -4156,7 +4156,7 @@
         </w:tc>
         <w:tc>
           <w:tcPr>
-            <w:tcW w:w="1252" w:type="dxa"/>
+            <w:tcW w:w="1236" w:type="dxa"/>
           </w:tcPr>
           <w:p>
             <w:pPr>
@@ -4179,7 +4179,7 @@
         </w:tc>
         <w:tc>
           <w:tcPr>
-            <w:tcW w:w="4556" w:type="dxa"/>
+            <w:tcW w:w="4724" w:type="dxa"/>
           </w:tcPr>
           <w:p>
             <w:pPr>
@@ -4196,13 +4196,13 @@
                 <w:sz w:val="18"/>
                 <w:szCs w:val="20"/>
               </w:rPr>
-              <w:t xml:space="preserve">O monitoramento alimenta o PDF de CAPA, mas a lista não distingue plano Aceito de Não Aceito e a tela não mostra data nem observação de quem executou cada ação (RN-GQ-D12-01; Editar.cshtml:76) Rodada 1 (CT-GQ-N12-03): todos os encerrados aparecem como Finalizado na lista, sem distinguir plano aceito de não aceito.</w:t>
+              <w:t xml:space="preserve">O monitoramento alimenta o PDF de CAPA, mas a lista não distingue plano Aceito de Não Aceito e a tela não mostra data nem observação de quem executou cada ação (RN-GQ-D12-01; Editar.cshtml:76) Rodada 1 (CT-GQ-N12-03): todos os encerrados aparecem como Finalizado na lista, sem distinguir plano aceito de não aceito. Rodada 2: o filtro "Aprovado Plano Ação Preventiva" devolve a lista inteira (DV-GQ-028).</w:t>
             </w:r>
           </w:p>
         </w:tc>
         <w:tc>
           <w:tcPr>
-            <w:tcW w:w="1136" w:type="dxa"/>
+            <w:tcW w:w="1118" w:type="dxa"/>
           </w:tcPr>
           <w:p>
             <w:pPr>
@@ -4288,7 +4288,7 @@
         <w:rPr>
           <w:szCs w:val="20"/>
         </w:rPr>
-        <w:t xml:space="preserve">1. As ações preventivas deste desvio foram implementadas? Quem verificou e quando? O sistema mostra isso hoje? Em parte. Há campos para a observação de verificação final e para o resultado por ação, mas o encerramento é aceito com a ação marcada "Não implementada" e, na rodada 1, sem resultado e sem verificação final (DV-GQ-022). 2. Como a empresa verificou que a ação foi eficaz, ou seja, que o problema não voltou? O sistema mostra isso hoje? Não. Só se registra se foi implementada, sem verificação posterior com prazo e critério. 3. O que acontece com um plano reprovado? O sistema mostra isso hoje? Não. A tela não tem Reprovar, e o código leva o desvio a Finalizado mesmo assim. 4. Quem encerrou este desvio e em que data? O sistema mostra isso hoje? Em parte. O histórico registra a alteração, mas a data guardada no monitoramento é a do primeiro Salvar, e o responsável exibido é o do desvio. Na rodada 1 o mesmo usuário escreveu o plano, executou a ação e aprovou o monitoramento sem aviso (DV-GQ-023). 5. Por que o resultado de uma ação foi corrigido ou refeito? O sistema mostra isso hoje? Não. As linhas já gravadas não podem ser alteradas, e a justificativa do Salvar não fica no registro.</w:t>
+        <w:t xml:space="preserve">1. As ações preventivas deste desvio foram implementadas? Quem verificou e quando? O sistema mostra isso hoje? Em parte. Há campos para a observação de verificação final e para o resultado por ação, mas o encerramento é aceito com a ação marcada "Não implementada" e, na rodada 1, sem resultado e sem verificação final (DV-GQ-022). Na rodada 2, também com uma ação do plano ainda Pendente (DV-GQ-046). 2. Como a empresa verificou que a ação foi eficaz, ou seja, que o problema não voltou? O sistema mostra isso hoje? Não. Só se registra se foi implementada, sem verificação posterior com prazo e critério. 3. O que acontece com um plano reprovado? O sistema mostra isso hoje? Não. A tela não tem Reprovar, e o código leva o desvio a Finalizado mesmo assim. 4. Quem encerrou este desvio e em que data? O sistema mostra isso hoje? Em parte. O histórico registra a alteração, mas a data guardada no monitoramento é a do primeiro Salvar, e o responsável exibido é o do desvio. Na rodada 1 o mesmo usuário escreveu o plano, executou a ação e aprovou o monitoramento sem aviso (DV-GQ-023). Na rodada 2 o histórico não registrou o encerramento (DV-GQ-047); pelo histórico, a resposta é "Não". 5. Por que o resultado de uma ação foi corrigido ou refeito? O sistema mostra isso hoje? Não. As linhas já gravadas não podem ser alteradas, e a justificativa do Salvar não fica no registro.</w:t>
       </w:r>
     </w:p>
     <w:p>
@@ -4397,6 +4397,42 @@
         <w:rPr>
           <w:szCs w:val="20"/>
         </w:rPr>
+        <w:t xml:space="preserve">Registrar no histórico o Salvar e o encerramento, com a situação, os resultados, a verificação final, quem e quando (RN-GQ-D12-20; DV-GQ-047).</w:t>
+      </w:r>
+    </w:p>
+    <w:p>
+      <w:pPr>
+        <w:numPr>
+          <w:ilvl w:val="0"/>
+          <w:numId w:val="2"/>
+        </w:numPr>
+        <w:spacing w:after="0" w:line="360" w:lineRule="auto"/>
+        <w:rPr>
+          <w:szCs w:val="20"/>
+        </w:rPr>
+      </w:pPr>
+      <w:r>
+        <w:rPr>
+          <w:szCs w:val="20"/>
+        </w:rPr>
+        <w:t xml:space="preserve">Impedir o encerramento com ação do plano ainda Pendente (RN-GQ-D12-05; DV-GQ-046).</w:t>
+      </w:r>
+    </w:p>
+    <w:p>
+      <w:pPr>
+        <w:numPr>
+          <w:ilvl w:val="0"/>
+          <w:numId w:val="2"/>
+        </w:numPr>
+        <w:spacing w:after="0" w:line="360" w:lineRule="auto"/>
+        <w:rPr>
+          <w:szCs w:val="20"/>
+        </w:rPr>
+      </w:pPr>
+      <w:r>
+        <w:rPr>
+          <w:szCs w:val="20"/>
+        </w:rPr>
         <w:t xml:space="preserve">Guardar a justificativa no registro e permitir corrigir linhas de resultado com motivo (RN-GQ-D12-08; RN-GQ-D12-09).</w:t>
       </w:r>
     </w:p>
@@ -4502,7 +4538,7 @@
         <w:rPr>
           <w:szCs w:val="20"/>
         </w:rPr>
-        <w:t xml:space="preserve">Item 9.3.2.3 (Requisitos Operacionais): o Guia lista entre as funções do sistema "Trilhas de auditoria;" e "Utilização de assinaturas eletrônicas;". O encerramento não tem assinatura eletrônica, e o histórico da primeira gravação pode sair incompleto (a confirmar no teste; o histórico do monitoramento não foi aberto na rodada 1).</w:t>
+        <w:t xml:space="preserve">Item 9.3.2.3 (Requisitos Operacionais): o Guia lista entre as funções do sistema "Trilhas de auditoria;" e "Utilização de assinaturas eletrônicas;". O encerramento não tem assinatura eletrônica, e o histórico da primeira gravação pode sair incompleto (confirmado na rodada 2, de forma mais grave: depois de Salvar e de Aprovar o histórico não ganhou nenhum registro; DV-GQ-047).</w:t>
       </w:r>
     </w:p>
     <w:sectPr>
